--- a/assets/Nefeli_Tsaousi_CV.docx
+++ b/assets/Nefeli_Tsaousi_CV.docx
@@ -1,6 +1,6 @@
 
 <file path=word/document.xml><?xml version="1.0" encoding="utf-8"?>
-<w:document xmlns:wpc="http://schemas.microsoft.com/office/word/2010/wordprocessingCanvas" xmlns:cx="http://schemas.microsoft.com/office/drawing/2014/chartex" xmlns:cx1="http://schemas.microsoft.com/office/drawing/2015/9/8/chartex" xmlns:cx2="http://schemas.microsoft.com/office/drawing/2015/10/21/chartex" xmlns:cx3="http://schemas.microsoft.com/office/drawing/2016/5/9/chartex" xmlns:cx4="http://schemas.microsoft.com/office/drawing/2016/5/10/chartex" xmlns:cx5="http://schemas.microsoft.com/office/drawing/2016/5/11/chartex" xmlns:cx6="http://schemas.microsoft.com/office/drawing/2016/5/12/chartex" xmlns:cx7="http://schemas.microsoft.com/office/drawing/2016/5/13/chartex" xmlns:cx8="http://schemas.microsoft.com/office/drawing/2016/5/14/chartex" xmlns:mc="http://schemas.openxmlformats.org/markup-compatibility/2006" xmlns:aink="http://schemas.microsoft.com/office/drawing/2016/ink" xmlns:am3d="http://schemas.microsoft.com/office/drawing/2017/model3d" xmlns:o="urn:schemas-microsoft-com:office:office" xmlns:oel="http://schemas.microsoft.com/office/2019/extlst" xmlns:r="http://schemas.openxmlformats.org/officeDocument/2006/relationships" xmlns:m="http://schemas.openxmlformats.org/officeDocument/2006/math" xmlns:v="urn:schemas-microsoft-com:vml" xmlns:wp14="http://schemas.microsoft.com/office/word/2010/wordprocessingDrawing" xmlns:wp="http://schemas.openxmlformats.org/drawingml/2006/wordprocessingDrawing" xmlns:w10="urn:schemas-microsoft-com:office:word" xmlns:w="http://schemas.openxmlformats.org/wordprocessingml/2006/main" xmlns:w14="http://schemas.microsoft.com/office/word/2010/wordml" xmlns:w15="http://schemas.microsoft.com/office/word/2012/wordml" xmlns:w16cex="http://schemas.microsoft.com/office/word/2018/wordml/cex" xmlns:w16cid="http://schemas.microsoft.com/office/word/2016/wordml/cid" xmlns:w16="http://schemas.microsoft.com/office/word/2018/wordml" xmlns:w16du="http://schemas.microsoft.com/office/word/2023/wordml/word16du" xmlns:w16sdtdh="http://schemas.microsoft.com/office/word/2020/wordml/sdtdatahash" xmlns:w16sdtfl="http://schemas.microsoft.com/office/word/2024/wordml/sdtformatlock" xmlns:w16se="http://schemas.microsoft.com/office/word/2015/wordml/symex" xmlns:wpg="http://schemas.microsoft.com/office/word/2010/wordprocessingGroup" xmlns:wpi="http://schemas.microsoft.com/office/word/2010/wordprocessingInk" xmlns:wne="http://schemas.microsoft.com/office/word/2006/wordml" xmlns:wps="http://schemas.microsoft.com/office/word/2010/wordprocessingShape" mc:Ignorable="w14 w15 w16se w16cid w16 w16cex w16sdtdh w16sdtfl w16du wp14">
+<w:document xmlns:wpc="http://schemas.microsoft.com/office/word/2010/wordprocessingCanvas" xmlns:cx="http://schemas.microsoft.com/office/drawing/2014/chartex" xmlns:cx1="http://schemas.microsoft.com/office/drawing/2015/9/8/chartex" xmlns:cx2="http://schemas.microsoft.com/office/drawing/2015/10/21/chartex" xmlns:cx3="http://schemas.microsoft.com/office/drawing/2016/5/9/chartex" xmlns:cx4="http://schemas.microsoft.com/office/drawing/2016/5/10/chartex" xmlns:cx5="http://schemas.microsoft.com/office/drawing/2016/5/11/chartex" xmlns:cx6="http://schemas.microsoft.com/office/drawing/2016/5/12/chartex" xmlns:cx7="http://schemas.microsoft.com/office/drawing/2016/5/13/chartex" xmlns:cx8="http://schemas.microsoft.com/office/drawing/2016/5/14/chartex" xmlns:mc="http://schemas.openxmlformats.org/markup-compatibility/2006" xmlns:m="http://schemas.openxmlformats.org/officeDocument/2006/math" xmlns:aink="http://schemas.microsoft.com/office/drawing/2016/ink" xmlns:am3d="http://schemas.microsoft.com/office/drawing/2017/model3d" xmlns:oel="http://schemas.microsoft.com/office/2019/extlst" xmlns:r="http://schemas.openxmlformats.org/officeDocument/2006/relationships" xmlns:wp14="http://schemas.microsoft.com/office/word/2010/wordprocessingDrawing" xmlns:wp="http://schemas.openxmlformats.org/drawingml/2006/wordprocessingDrawing" xmlns:wpg="http://schemas.microsoft.com/office/word/2010/wordprocessingGroup" xmlns:wpi="http://schemas.microsoft.com/office/word/2010/wordprocessingInk" xmlns:wps="http://schemas.microsoft.com/office/word/2010/wordprocessingShape" xmlns:o="urn:schemas-microsoft-com:office:office" xmlns:v="urn:schemas-microsoft-com:vml" xmlns:w10="urn:schemas-microsoft-com:office:word" xmlns:w="http://schemas.openxmlformats.org/wordprocessingml/2006/main" xmlns:w14="http://schemas.microsoft.com/office/word/2010/wordml" xmlns:w15="http://schemas.microsoft.com/office/word/2012/wordml" xmlns:w16cex="http://schemas.microsoft.com/office/word/2018/wordml/cex" xmlns:w16cid="http://schemas.microsoft.com/office/word/2016/wordml/cid" xmlns:w16="http://schemas.microsoft.com/office/word/2018/wordml" xmlns:w16sdtdh="http://schemas.microsoft.com/office/word/2020/wordml/sdtdatahash" xmlns:w16sdtfl="http://schemas.microsoft.com/office/word/2024/wordml/sdtformatlock" xmlns:w16se="http://schemas.microsoft.com/office/word/2015/wordml/symex" xmlns:w16du="http://schemas.microsoft.com/office/word/2023/wordml/word16du" xmlns:wne="http://schemas.microsoft.com/office/word/2006/wordml" mc:Ignorable="w14 w15 w16se w16cid w16 w16cex w16sdtdh w16sdtfl w16du wp14">
   <w:body>
     <w:p>
       <w:pPr>
@@ -32,16 +32,68 @@
           <w:rFonts w:ascii="Arial" w:eastAsia="Arial" w:hAnsi="Arial" w:cs="Arial"/>
           <w:sz w:val="22"/>
           <w:szCs w:val="22"/>
-        </w:rPr>
-        <w:t>Lille, France – Open to Europe</w:t>
-      </w:r>
-      <w:r>
-        <w:rPr>
-          <w:rFonts w:ascii="Arial" w:eastAsia="Arial" w:hAnsi="Arial" w:cs="Arial"/>
-          <w:sz w:val="22"/>
-          <w:szCs w:val="22"/>
-        </w:rPr>
-        <w:t xml:space="preserve">|  +33 757147964  |  nefeli@tsaousis.net  |  </w:t>
+          <w:lang w:val="en-US"/>
+        </w:rPr>
+        <w:t>Athens</w:t>
+      </w:r>
+      <w:r>
+        <w:rPr>
+          <w:rFonts w:ascii="Arial" w:eastAsia="Arial" w:hAnsi="Arial" w:cs="Arial"/>
+          <w:sz w:val="22"/>
+          <w:szCs w:val="22"/>
+        </w:rPr>
+        <w:t xml:space="preserve">, </w:t>
+      </w:r>
+      <w:r>
+        <w:rPr>
+          <w:rFonts w:ascii="Arial" w:eastAsia="Arial" w:hAnsi="Arial" w:cs="Arial"/>
+          <w:sz w:val="22"/>
+          <w:szCs w:val="22"/>
+          <w:lang w:val="en-US"/>
+        </w:rPr>
+        <w:t>Greece</w:t>
+      </w:r>
+      <w:r>
+        <w:rPr>
+          <w:rFonts w:ascii="Arial" w:eastAsia="Arial" w:hAnsi="Arial" w:cs="Arial"/>
+          <w:sz w:val="22"/>
+          <w:szCs w:val="22"/>
+        </w:rPr>
+        <w:t xml:space="preserve"> </w:t>
+      </w:r>
+      <w:r>
+        <w:rPr>
+          <w:rFonts w:ascii="Arial" w:eastAsia="Arial" w:hAnsi="Arial" w:cs="Arial"/>
+          <w:sz w:val="22"/>
+          <w:szCs w:val="22"/>
+          <w:lang w:val="en-US"/>
+        </w:rPr>
+        <w:t xml:space="preserve"> </w:t>
+      </w:r>
+      <w:r>
+        <w:rPr>
+          <w:rFonts w:ascii="Arial" w:eastAsia="Arial" w:hAnsi="Arial" w:cs="Arial"/>
+          <w:sz w:val="22"/>
+          <w:szCs w:val="22"/>
+        </w:rPr>
+        <w:t>|  +</w:t>
+      </w:r>
+      <w:r>
+        <w:rPr>
+          <w:rFonts w:ascii="Arial" w:eastAsia="Arial" w:hAnsi="Arial" w:cs="Arial"/>
+          <w:sz w:val="22"/>
+          <w:szCs w:val="22"/>
+          <w:lang w:val="en-US"/>
+        </w:rPr>
+        <w:t>30 6945625590</w:t>
+      </w:r>
+      <w:r>
+        <w:rPr>
+          <w:rFonts w:ascii="Arial" w:eastAsia="Arial" w:hAnsi="Arial" w:cs="Arial"/>
+          <w:sz w:val="22"/>
+          <w:szCs w:val="22"/>
+        </w:rPr>
+        <w:t xml:space="preserve">  |  nefeli@tsaousis.net  |  </w:t>
       </w:r>
     </w:p>
     <w:p>
@@ -85,8 +137,17 @@
           <w:rFonts w:ascii="Arial" w:eastAsia="Arial" w:hAnsi="Arial" w:cs="Arial"/>
           <w:sz w:val="22"/>
           <w:szCs w:val="22"/>
-        </w:rPr>
-        <w:t>Master’s student in Digital Marketing and Customer Experience Management at IESEG School of Management, graduating in June 2026. Digital marketing professional with hands-on experience across paid media, event marketing, social media management, and content creation in technology, beauty, retail, and higher education. Proven track record of delivering measurable results from growing social accounts to 60K followers in 3 months and supporting campaigns that drove 400+ daily trial sign-ups, to managing email campaigns achieving 20% open rates and 10% CTR.</w:t>
+          <w:lang w:val="en-US"/>
+        </w:rPr>
+        <w:t xml:space="preserve">Graduate </w:t>
+      </w:r>
+      <w:r>
+        <w:rPr>
+          <w:rFonts w:ascii="Arial" w:eastAsia="Arial" w:hAnsi="Arial" w:cs="Arial"/>
+          <w:sz w:val="22"/>
+          <w:szCs w:val="22"/>
+        </w:rPr>
+        <w:t>Master student in Digital Marketing and Customer Experience Management at IESEG School of Management. Digital marketing professional with hands-on experience across paid media, event marketing, social media management, and content creation in technology, beauty, retail, and higher education. Proven track record of delivering measurable results from growing social accounts to 60K followers in 3 months and supporting campaigns that drove 400+ daily trial sign-ups, to managing email campaigns achieving 20% open rates and 10% CTR.</w:t>
       </w:r>
     </w:p>
     <w:p>
@@ -691,13 +752,18 @@
       </w:r>
     </w:p>
     <w:p>
-      <w:r>
-        <w:rPr>
-          <w:rFonts w:ascii="Arial" w:eastAsia="Arial" w:hAnsi="Arial" w:cs="Arial"/>
-          <w:sz w:val="22"/>
-          <w:szCs w:val="22"/>
-        </w:rPr>
-        <w:t>MSc, Digital Marketing and Customer Experience Management  |  IESEG School of Management  |  Graduation: Jun 2026</w:t>
+      <w:pPr>
+        <w:rPr>
+          <w:lang w:val="en-US"/>
+        </w:rPr>
+      </w:pPr>
+      <w:r>
+        <w:rPr>
+          <w:rFonts w:ascii="Arial" w:eastAsia="Arial" w:hAnsi="Arial" w:cs="Arial"/>
+          <w:sz w:val="22"/>
+          <w:szCs w:val="22"/>
+        </w:rPr>
+        <w:t xml:space="preserve">MSc, Digital Marketing and Customer Experience Management  |  IESEG School of Management </w:t>
       </w:r>
     </w:p>
     <w:p>
@@ -748,17 +814,17 @@
           <w:sz w:val="22"/>
           <w:szCs w:val="22"/>
         </w:rPr>
+        <w:t>Participant, L’Oréal Brandstorm  |  2026</w:t>
+      </w:r>
+    </w:p>
+    <w:p>
+      <w:r>
+        <w:rPr>
+          <w:rFonts w:ascii="Arial" w:eastAsia="Arial" w:hAnsi="Arial" w:cs="Arial"/>
+          <w:sz w:val="22"/>
+          <w:szCs w:val="22"/>
+        </w:rPr>
         <w:t>Winner, Best 3-Year Marketing Plan, Deree Capstone Project  |  2025</w:t>
-      </w:r>
-    </w:p>
-    <w:p>
-      <w:r>
-        <w:rPr>
-          <w:rFonts w:ascii="Arial" w:eastAsia="Arial" w:hAnsi="Arial" w:cs="Arial"/>
-          <w:sz w:val="22"/>
-          <w:szCs w:val="22"/>
-        </w:rPr>
-        <w:t>Participant, L’Oréal Brandstorm  |  2026</w:t>
       </w:r>
     </w:p>
     <w:p>
@@ -844,7 +910,7 @@
           <w:sz w:val="22"/>
           <w:szCs w:val="22"/>
         </w:rPr>
-        <w:t>Greek (Native)  |  English (Fluent)  |  French (B2 in progress)</w:t>
+        <w:t>Greek (Native)  |  English (Fluent)  |  French (B2)</w:t>
       </w:r>
     </w:p>
     <w:sectPr>
@@ -858,7 +924,7 @@
 </file>
 
 <file path=word/numbering.xml><?xml version="1.0" encoding="utf-8"?>
-<w:numbering xmlns:wpc="http://schemas.microsoft.com/office/word/2010/wordprocessingCanvas" xmlns:cx="http://schemas.microsoft.com/office/drawing/2014/chartex" xmlns:cx1="http://schemas.microsoft.com/office/drawing/2015/9/8/chartex" xmlns:cx2="http://schemas.microsoft.com/office/drawing/2015/10/21/chartex" xmlns:cx3="http://schemas.microsoft.com/office/drawing/2016/5/9/chartex" xmlns:cx4="http://schemas.microsoft.com/office/drawing/2016/5/10/chartex" xmlns:cx5="http://schemas.microsoft.com/office/drawing/2016/5/11/chartex" xmlns:cx6="http://schemas.microsoft.com/office/drawing/2016/5/12/chartex" xmlns:cx7="http://schemas.microsoft.com/office/drawing/2016/5/13/chartex" xmlns:cx8="http://schemas.microsoft.com/office/drawing/2016/5/14/chartex" xmlns:mc="http://schemas.openxmlformats.org/markup-compatibility/2006" xmlns:aink="http://schemas.microsoft.com/office/drawing/2016/ink" xmlns:am3d="http://schemas.microsoft.com/office/drawing/2017/model3d" xmlns:o="urn:schemas-microsoft-com:office:office" xmlns:oel="http://schemas.microsoft.com/office/2019/extlst" xmlns:r="http://schemas.openxmlformats.org/officeDocument/2006/relationships" xmlns:m="http://schemas.openxmlformats.org/officeDocument/2006/math" xmlns:v="urn:schemas-microsoft-com:vml" xmlns:wp14="http://schemas.microsoft.com/office/word/2010/wordprocessingDrawing" xmlns:wp="http://schemas.openxmlformats.org/drawingml/2006/wordprocessingDrawing" xmlns:w10="urn:schemas-microsoft-com:office:word" xmlns:w="http://schemas.openxmlformats.org/wordprocessingml/2006/main" xmlns:w14="http://schemas.microsoft.com/office/word/2010/wordml" xmlns:w15="http://schemas.microsoft.com/office/word/2012/wordml" xmlns:w16cex="http://schemas.microsoft.com/office/word/2018/wordml/cex" xmlns:w16cid="http://schemas.microsoft.com/office/word/2016/wordml/cid" xmlns:w16="http://schemas.microsoft.com/office/word/2018/wordml" xmlns:w16du="http://schemas.microsoft.com/office/word/2023/wordml/word16du" xmlns:w16sdtdh="http://schemas.microsoft.com/office/word/2020/wordml/sdtdatahash" xmlns:w16sdtfl="http://schemas.microsoft.com/office/word/2024/wordml/sdtformatlock" xmlns:w16se="http://schemas.microsoft.com/office/word/2015/wordml/symex" xmlns:wpg="http://schemas.microsoft.com/office/word/2010/wordprocessingGroup" xmlns:wpi="http://schemas.microsoft.com/office/word/2010/wordprocessingInk" xmlns:wne="http://schemas.microsoft.com/office/word/2006/wordml" xmlns:wps="http://schemas.microsoft.com/office/word/2010/wordprocessingShape" mc:Ignorable="w14 w15 w16se w16cid w16 w16cex w16sdtdh w16sdtfl w16du wp14">
+<w:numbering xmlns:wpc="http://schemas.microsoft.com/office/word/2010/wordprocessingCanvas" xmlns:cx="http://schemas.microsoft.com/office/drawing/2014/chartex" xmlns:cx1="http://schemas.microsoft.com/office/drawing/2015/9/8/chartex" xmlns:cx2="http://schemas.microsoft.com/office/drawing/2015/10/21/chartex" xmlns:cx3="http://schemas.microsoft.com/office/drawing/2016/5/9/chartex" xmlns:cx4="http://schemas.microsoft.com/office/drawing/2016/5/10/chartex" xmlns:cx5="http://schemas.microsoft.com/office/drawing/2016/5/11/chartex" xmlns:cx6="http://schemas.microsoft.com/office/drawing/2016/5/12/chartex" xmlns:cx7="http://schemas.microsoft.com/office/drawing/2016/5/13/chartex" xmlns:cx8="http://schemas.microsoft.com/office/drawing/2016/5/14/chartex" xmlns:mc="http://schemas.openxmlformats.org/markup-compatibility/2006" xmlns:m="http://schemas.openxmlformats.org/officeDocument/2006/math" xmlns:aink="http://schemas.microsoft.com/office/drawing/2016/ink" xmlns:am3d="http://schemas.microsoft.com/office/drawing/2017/model3d" xmlns:oel="http://schemas.microsoft.com/office/2019/extlst" xmlns:r="http://schemas.openxmlformats.org/officeDocument/2006/relationships" xmlns:wp14="http://schemas.microsoft.com/office/word/2010/wordprocessingDrawing" xmlns:wp="http://schemas.openxmlformats.org/drawingml/2006/wordprocessingDrawing" xmlns:wpg="http://schemas.microsoft.com/office/word/2010/wordprocessingGroup" xmlns:wpi="http://schemas.microsoft.com/office/word/2010/wordprocessingInk" xmlns:wps="http://schemas.microsoft.com/office/word/2010/wordprocessingShape" xmlns:o="urn:schemas-microsoft-com:office:office" xmlns:v="urn:schemas-microsoft-com:vml" xmlns:w10="urn:schemas-microsoft-com:office:word" xmlns:w="http://schemas.openxmlformats.org/wordprocessingml/2006/main" xmlns:w14="http://schemas.microsoft.com/office/word/2010/wordml" xmlns:w15="http://schemas.microsoft.com/office/word/2012/wordml" xmlns:w16cex="http://schemas.microsoft.com/office/word/2018/wordml/cex" xmlns:w16cid="http://schemas.microsoft.com/office/word/2016/wordml/cid" xmlns:w16="http://schemas.microsoft.com/office/word/2018/wordml" xmlns:w16sdtdh="http://schemas.microsoft.com/office/word/2020/wordml/sdtdatahash" xmlns:w16sdtfl="http://schemas.microsoft.com/office/word/2024/wordml/sdtformatlock" xmlns:w16se="http://schemas.microsoft.com/office/word/2015/wordml/symex" xmlns:w16du="http://schemas.microsoft.com/office/word/2023/wordml/word16du" xmlns:wne="http://schemas.microsoft.com/office/word/2006/wordml" mc:Ignorable="w14 w15 w16se w16cid w16 w16cex w16sdtdh w16sdtfl w16du wp14">
   <w:abstractNum w:abstractNumId="0" w15:restartNumberingAfterBreak="0">
     <w:nsid w:val="4DAC16F3"/>
     <w:multiLevelType w:val="hybridMultilevel"/>
@@ -955,12 +1021,12 @@
 </file>
 
 <file path=word/styles.xml><?xml version="1.0" encoding="utf-8"?>
-<w:styles xmlns:mc="http://schemas.openxmlformats.org/markup-compatibility/2006" xmlns:r="http://schemas.openxmlformats.org/officeDocument/2006/relationships" xmlns:w="http://schemas.openxmlformats.org/wordprocessingml/2006/main" xmlns:w14="http://schemas.microsoft.com/office/word/2010/wordml" xmlns:w15="http://schemas.microsoft.com/office/word/2012/wordml" xmlns:w16cex="http://schemas.microsoft.com/office/word/2018/wordml/cex" xmlns:w16cid="http://schemas.microsoft.com/office/word/2016/wordml/cid" xmlns:w16="http://schemas.microsoft.com/office/word/2018/wordml" xmlns:w16du="http://schemas.microsoft.com/office/word/2023/wordml/word16du" xmlns:w16sdtdh="http://schemas.microsoft.com/office/word/2020/wordml/sdtdatahash" xmlns:w16sdtfl="http://schemas.microsoft.com/office/word/2024/wordml/sdtformatlock" xmlns:w16se="http://schemas.microsoft.com/office/word/2015/wordml/symex" mc:Ignorable="w14 w15 w16se w16cid w16 w16cex w16sdtdh w16sdtfl w16du">
+<w:styles xmlns:mc="http://schemas.openxmlformats.org/markup-compatibility/2006" xmlns:r="http://schemas.openxmlformats.org/officeDocument/2006/relationships" xmlns:w="http://schemas.openxmlformats.org/wordprocessingml/2006/main" xmlns:w14="http://schemas.microsoft.com/office/word/2010/wordml" xmlns:w15="http://schemas.microsoft.com/office/word/2012/wordml" xmlns:w16cex="http://schemas.microsoft.com/office/word/2018/wordml/cex" xmlns:w16cid="http://schemas.microsoft.com/office/word/2016/wordml/cid" xmlns:w16="http://schemas.microsoft.com/office/word/2018/wordml" xmlns:w16sdtdh="http://schemas.microsoft.com/office/word/2020/wordml/sdtdatahash" xmlns:w16sdtfl="http://schemas.microsoft.com/office/word/2024/wordml/sdtformatlock" xmlns:w16se="http://schemas.microsoft.com/office/word/2015/wordml/symex" xmlns:w16du="http://schemas.microsoft.com/office/word/2023/wordml/word16du" mc:Ignorable="w14 w15 w16se w16cid w16 w16cex w16sdtdh w16sdtfl w16du">
   <w:docDefaults>
     <w:rPrDefault>
       <w:rPr>
         <w:rFonts w:ascii="Times New Roman" w:eastAsia="Times New Roman" w:hAnsi="Times New Roman" w:cs="Times New Roman"/>
-        <w:lang w:val="en-GR" w:eastAsia="en-GB" w:bidi="ar-SA"/>
+        <w:lang w:eastAsia="en-GB" w:bidi="ar-SA"/>
       </w:rPr>
     </w:rPrDefault>
     <w:pPrDefault/>
